--- a/hard/docx1.docx
+++ b/hard/docx1.docx
@@ -99,36 +99,6 @@
     <w:p>
       <w:pPr>
         <w:shd w:val="clear" w:color="auto" w:fill="FFFFFF"/>
-        <w:spacing w:after="150" w:line="360" w:lineRule="atLeast"/>
-        <w:jc w:val="right"/>
-        <w:outlineLvl w:val="1"/>
-        <w:rPr>
-          <w:rFonts w:ascii="DauphinPlain" w:eastAsia="Times New Roman" w:hAnsi="DauphinPlain" w:cs="Arial"/>
-          <w:color w:val="000000"/>
-          <w:sz w:val="36"/>
-          <w:szCs w:val="36"/>
-          <w:lang w:val="en-US" w:eastAsia="ru-RU"/>
-        </w:rPr>
-      </w:pPr>
-    </w:p>
-    <w:p>
-      <w:pPr>
-        <w:shd w:val="clear" w:color="auto" w:fill="FFFFFF"/>
-        <w:spacing w:after="150" w:line="360" w:lineRule="atLeast"/>
-        <w:jc w:val="right"/>
-        <w:outlineLvl w:val="1"/>
-        <w:rPr>
-          <w:rFonts w:ascii="DauphinPlain" w:eastAsia="Times New Roman" w:hAnsi="DauphinPlain" w:cs="Arial"/>
-          <w:color w:val="000000"/>
-          <w:sz w:val="36"/>
-          <w:szCs w:val="36"/>
-          <w:lang w:val="en-US" w:eastAsia="ru-RU"/>
-        </w:rPr>
-      </w:pPr>
-    </w:p>
-    <w:p>
-      <w:pPr>
-        <w:shd w:val="clear" w:color="auto" w:fill="FFFFFF"/>
         <w:spacing w:after="0" w:line="240" w:lineRule="auto"/>
         <w:jc w:val="both"/>
         <w:rPr>
@@ -547,7 +517,6 @@
         <w:t xml:space="preserve">' will uncover many web sites still in their infancy. Various versions have evolved over the years, sometimes by accident, sometimes on purpose (injected </w:t>
       </w:r>
       <w:proofErr w:type="spellStart"/>
-      <w:proofErr w:type="gramStart"/>
       <w:r>
         <w:rPr>
           <w:rFonts w:ascii="Arial" w:eastAsia="Times New Roman" w:hAnsi="Arial" w:cs="Arial"/>
@@ -559,7 +528,6 @@
         <w:t>humour</w:t>
       </w:r>
       <w:proofErr w:type="spellEnd"/>
-      <w:proofErr w:type="gramEnd"/>
       <w:r>
         <w:rPr>
           <w:rFonts w:ascii="Arial" w:eastAsia="Times New Roman" w:hAnsi="Arial" w:cs="Arial"/>
@@ -630,8 +598,6 @@
           <w:lang w:val="en-US" w:eastAsia="ru-RU"/>
         </w:rPr>
       </w:pPr>
-      <w:bookmarkStart w:id="0" w:name="_GoBack"/>
-      <w:bookmarkEnd w:id="0"/>
       <w:r>
         <w:rPr>
           <w:rFonts w:ascii="Arial" w:eastAsia="Times New Roman" w:hAnsi="Arial" w:cs="Arial"/>
@@ -1057,6 +1023,16 @@
         </w:rPr>
         <w:t>1</w:t>
       </w:r>
+      <w:r>
+        <w:rPr>
+          <w:rFonts w:ascii="Arial" w:eastAsia="Times New Roman" w:hAnsi="Arial" w:cs="Arial"/>
+          <w:color w:val="000000"/>
+          <w:sz w:val="21"/>
+          <w:szCs w:val="21"/>
+          <w:lang w:val="en-US" w:eastAsia="ru-RU"/>
+        </w:rPr>
+        <w:t>111111111</w:t>
+      </w:r>
     </w:p>
     <w:p>
       <w:pPr>
@@ -1086,6 +1062,16 @@
         </w:rPr>
         <w:t>2</w:t>
       </w:r>
+      <w:r>
+        <w:rPr>
+          <w:rFonts w:ascii="Arial" w:eastAsia="Times New Roman" w:hAnsi="Arial" w:cs="Arial"/>
+          <w:color w:val="000000"/>
+          <w:sz w:val="21"/>
+          <w:szCs w:val="21"/>
+          <w:lang w:val="en-US" w:eastAsia="ru-RU"/>
+        </w:rPr>
+        <w:t>ewfew2ewfwef</w:t>
+      </w:r>
     </w:p>
     <w:p>
       <w:pPr>
@@ -1113,16 +1099,11 @@
           <w:szCs w:val="21"/>
           <w:lang w:val="en-US" w:eastAsia="ru-RU"/>
         </w:rPr>
-        <w:t>2</w:t>
+        <w:t>33333333</w:t>
       </w:r>
     </w:p>
     <w:p>
       <w:pPr>
-        <w:pStyle w:val="a5"/>
-        <w:numPr>
-          <w:ilvl w:val="0"/>
-          <w:numId w:val="1"/>
-        </w:numPr>
         <w:shd w:val="clear" w:color="auto" w:fill="FFFFFF"/>
         <w:spacing w:after="225" w:line="240" w:lineRule="auto"/>
         <w:jc w:val="both"/>
@@ -1142,30 +1123,6 @@
           <w:szCs w:val="21"/>
           <w:lang w:val="en-US" w:eastAsia="ru-RU"/>
         </w:rPr>
-        <w:t>3</w:t>
-      </w:r>
-    </w:p>
-    <w:p>
-      <w:pPr>
-        <w:shd w:val="clear" w:color="auto" w:fill="FFFFFF"/>
-        <w:spacing w:after="225" w:line="240" w:lineRule="auto"/>
-        <w:jc w:val="both"/>
-        <w:rPr>
-          <w:rFonts w:ascii="Arial" w:eastAsia="Times New Roman" w:hAnsi="Arial" w:cs="Arial"/>
-          <w:color w:val="000000"/>
-          <w:sz w:val="21"/>
-          <w:szCs w:val="21"/>
-          <w:lang w:val="en-US" w:eastAsia="ru-RU"/>
-        </w:rPr>
-      </w:pPr>
-      <w:r>
-        <w:rPr>
-          <w:rFonts w:ascii="Arial" w:eastAsia="Times New Roman" w:hAnsi="Arial" w:cs="Arial"/>
-          <w:color w:val="000000"/>
-          <w:sz w:val="21"/>
-          <w:szCs w:val="21"/>
-          <w:lang w:val="en-US" w:eastAsia="ru-RU"/>
-        </w:rPr>
         <w:t xml:space="preserve">The standard chunk of </w:t>
       </w:r>
       <w:proofErr w:type="spellStart"/>
@@ -1329,25 +1286,68 @@
       <w:pPr>
         <w:shd w:val="clear" w:color="auto" w:fill="FFFFFF"/>
         <w:spacing w:after="225" w:line="240" w:lineRule="auto"/>
-        <w:jc w:val="both"/>
-        <w:rPr>
-          <w:rFonts w:ascii="Arial" w:eastAsia="Times New Roman" w:hAnsi="Arial" w:cs="Arial"/>
-          <w:color w:val="000000"/>
-          <w:sz w:val="21"/>
-          <w:szCs w:val="21"/>
-          <w:lang w:val="en-US" w:eastAsia="ru-RU"/>
-        </w:rPr>
-      </w:pPr>
-      <w:r>
-        <w:rPr>
-          <w:rFonts w:ascii="Arial" w:eastAsia="Times New Roman" w:hAnsi="Arial" w:cs="Arial"/>
-          <w:color w:val="000000"/>
-          <w:sz w:val="21"/>
-          <w:szCs w:val="21"/>
-          <w:lang w:val="en-US" w:eastAsia="ru-RU"/>
-        </w:rPr>
-        <w:t xml:space="preserve">There are many variations of passages of </w:t>
-      </w:r>
+        <w:jc w:val="center"/>
+        <w:rPr>
+          <w:rFonts w:ascii="Arial" w:eastAsia="Times New Roman" w:hAnsi="Arial" w:cs="Arial"/>
+          <w:b/>
+          <w:i/>
+          <w:color w:val="000000"/>
+          <w:sz w:val="32"/>
+          <w:szCs w:val="21"/>
+          <w:lang w:val="en-US" w:eastAsia="ru-RU"/>
+        </w:rPr>
+      </w:pPr>
+      <w:r>
+        <w:rPr>
+          <w:rFonts w:ascii="Arial" w:eastAsia="Times New Roman" w:hAnsi="Arial" w:cs="Arial"/>
+          <w:b/>
+          <w:i/>
+          <w:color w:val="000000"/>
+          <w:sz w:val="32"/>
+          <w:szCs w:val="21"/>
+          <w:lang w:val="en-US" w:eastAsia="ru-RU"/>
+        </w:rPr>
+        <w:pict>
+          <v:shapetype id="_x0000_t75" coordsize="21600,21600" o:spt="75" o:preferrelative="t" path="m@4@5l@4@11@9@11@9@5xe" filled="f" stroked="f">
+            <v:stroke joinstyle="miter"/>
+            <v:formulas>
+              <v:f eqn="if lineDrawn pixelLineWidth 0"/>
+              <v:f eqn="sum @0 1 0"/>
+              <v:f eqn="sum 0 0 @1"/>
+              <v:f eqn="prod @2 1 2"/>
+              <v:f eqn="prod @3 21600 pixelWidth"/>
+              <v:f eqn="prod @3 21600 pixelHeight"/>
+              <v:f eqn="sum @0 0 1"/>
+              <v:f eqn="prod @6 1 2"/>
+              <v:f eqn="prod @7 21600 pixelWidth"/>
+              <v:f eqn="sum @8 21600 0"/>
+              <v:f eqn="prod @7 21600 pixelHeight"/>
+              <v:f eqn="sum @10 21600 0"/>
+            </v:formulas>
+            <v:path o:extrusionok="f" gradientshapeok="t" o:connecttype="rect"/>
+            <o:lock v:ext="edit" aspectratio="t"/>
+          </v:shapetype>
+          <v:shape id="_x0000_i1025" type="#_x0000_t75" style="width:86.75pt;height:108.9pt">
+            <v:imagedata r:id="rId6" o:title="cat — копия (2)"/>
+          </v:shape>
+        </w:pict>
+      </w:r>
+    </w:p>
+    <w:p>
+      <w:pPr>
+        <w:shd w:val="clear" w:color="auto" w:fill="FFFFFF"/>
+        <w:spacing w:after="225" w:line="240" w:lineRule="auto"/>
+        <w:jc w:val="center"/>
+        <w:rPr>
+          <w:rFonts w:ascii="Arial" w:eastAsia="Times New Roman" w:hAnsi="Arial" w:cs="Arial"/>
+          <w:color w:val="000000"/>
+          <w:sz w:val="21"/>
+          <w:szCs w:val="21"/>
+          <w:lang w:val="en-US" w:eastAsia="ru-RU"/>
+        </w:rPr>
+      </w:pPr>
+      <w:bookmarkStart w:id="0" w:name="_GoBack"/>
+      <w:bookmarkEnd w:id="0"/>
       <w:proofErr w:type="spellStart"/>
       <w:r>
         <w:rPr>
@@ -1478,7 +1478,18 @@
           <w:szCs w:val="21"/>
           <w:lang w:val="en-US" w:eastAsia="ru-RU"/>
         </w:rPr>
-        <w:t xml:space="preserve">, you need to be sure there isn't anything embarrassing hidden in the middle of text. All the </w:t>
+        <w:t xml:space="preserve">, you need to be sure there isn't anything embarrassing hidden in the middle of text. All </w:t>
+      </w:r>
+      <w:r>
+        <w:rPr>
+          <w:rFonts w:ascii="Arial" w:eastAsia="Times New Roman" w:hAnsi="Arial" w:cs="Arial"/>
+          <w:color w:val="000000"/>
+          <w:sz w:val="21"/>
+          <w:szCs w:val="21"/>
+          <w:lang w:val="en-US" w:eastAsia="ru-RU"/>
+        </w:rPr>
+        <w:lastRenderedPageBreak/>
+        <w:t xml:space="preserve">the </w:t>
       </w:r>
       <w:proofErr w:type="spellStart"/>
       <w:r>
@@ -1522,18 +1533,7 @@
           <w:szCs w:val="21"/>
           <w:lang w:val="en-US" w:eastAsia="ru-RU"/>
         </w:rPr>
-        <w:t xml:space="preserve"> generators on the Internet tend to repeat predefined chunks as necessary, making this the first true generator on the Internet. It uses a dictionary of over 200 Latin words, combined with a handful of model sentence structures, to </w:t>
-      </w:r>
-      <w:r>
-        <w:rPr>
-          <w:rFonts w:ascii="Arial" w:eastAsia="Times New Roman" w:hAnsi="Arial" w:cs="Arial"/>
-          <w:color w:val="000000"/>
-          <w:sz w:val="21"/>
-          <w:szCs w:val="21"/>
-          <w:lang w:val="en-US" w:eastAsia="ru-RU"/>
-        </w:rPr>
-        <w:lastRenderedPageBreak/>
-        <w:t xml:space="preserve">generate </w:t>
+        <w:t xml:space="preserve"> generators on the Internet tend to repeat predefined chunks as necessary, making this the first true generator on the Internet. It uses a dictionary of over 200 Latin words, combined with a handful of model sentence structures, to generate </w:t>
       </w:r>
       <w:proofErr w:type="spellStart"/>
       <w:r>
